--- a/manuscript/submission/psychiatry-research/Highlights_Psychiatry_Research_FINAL.docx
+++ b/manuscript/submission/psychiatry-research/Highlights_Psychiatry_Research_FINAL.docx
@@ -15,7 +15,7 @@
         <w:pStyle w:val="ListBullet"/>
       </w:pPr>
       <w:r>
-        <w:t xml:space="preserve">Corrected nocturnal P01 was positively associated with PHQ-9 scores.</w:t>
+        <w:t xml:space="preserve">Nocturnal P01 was positively associated with PHQ-9 scores.</w:t>
       </w:r>
     </w:p>
     <w:p>
